--- a/use case descriptions(박정호).docx
+++ b/use case descriptions(박정호).docx
@@ -224,13 +224,6 @@
                 <w:rFonts w:ascii="함초롬돋움" w:eastAsia="함초롬돋움" w:hAnsi="함초롬돋움" w:hint="default"/>
               </w:rPr>
             </w:pPr>
-            <w:r>
-              <w:rPr>
-                <w:rFonts w:ascii="함초롬돋움" w:eastAsia="함초롬돋움" w:hAnsi="함초롬돋움" w:cs="Arial Unicode MS"/>
-                <w:rtl w:val="off"/>
-              </w:rPr>
-              <w:t>1. 관리자가 통계 조회 기능에 접근한다.</w:t>
-            </w:r>
           </w:p>
         </w:tc>
         <w:tc>
@@ -259,78 +252,88 @@
                 <w:rFonts w:ascii="함초롬돋움" w:eastAsia="함초롬돋움" w:hAnsi="함초롬돋움" w:hint="default"/>
               </w:rPr>
             </w:pPr>
+            <w:r>
+              <w:rPr>
+                <w:lang w:eastAsia="ko-KR"/>
+                <w:rFonts w:ascii="함초롬돋움" w:eastAsia="함초롬돋움" w:hAnsi="함초롬돋움" w:cs="Arial Unicode MS"/>
+                <w:rtl w:val="off"/>
+              </w:rPr>
+              <w:t>1</w:t>
+            </w:r>
+            <w:r>
+              <w:rPr>
+                <w:rFonts w:ascii="함초롬돋움" w:eastAsia="함초롬돋움" w:hAnsi="함초롬돋움" w:cs="Arial Unicode MS"/>
+                <w:rtl w:val="off"/>
+              </w:rPr>
+              <w:t>. 통계 검색 단위(1주일, 1개월, 1년)를 선택할 수 있는 화면을 표시한다.</w:t>
+            </w:r>
           </w:p>
         </w:tc>
       </w:tr>
       <w:tr>
-        <w:trPr>
-          <w:cantSplit/>
-        </w:trPr>
-        <w:tc>
-          <w:tcPr>
+        <w:trPr/>
+        <w:tc>
+          <w:tcPr>
+            <w:tcW w:w="0" w:type="dxa"/>
             <w:shd w:val="clear" w:color="auto" w:fill="auto"/>
-            <w:tcMar>
-              <w:top w:w="120" w:type="dxa"/>
-              <w:left w:w="120" w:type="dxa"/>
-              <w:bottom w:w="120" w:type="dxa"/>
-              <w:right w:w="120" w:type="dxa"/>
-            </w:tcMar>
-            <w:vAlign w:val="top"/>
-          </w:tcPr>
-          <w:p>
-            <w:pPr>
-              <w:pBdr>
-                <w:between w:val="nil"/>
-                <w:top w:val="nil"/>
-                <w:left w:val="nil"/>
-                <w:bottom w:val="nil"/>
-                <w:right w:val="nil"/>
-              </w:pBdr>
-              <w:shd w:val="clear" w:color="auto" w:fill="auto"/>
-              <w:spacing w:after="120" w:before="120" w:lineRule="auto"/>
-              <w:rPr>
-                <w:rFonts w:ascii="함초롬돋움" w:eastAsia="함초롬돋움" w:hAnsi="함초롬돋움" w:hint="default"/>
-              </w:rPr>
-            </w:pPr>
-          </w:p>
-        </w:tc>
-        <w:tc>
-          <w:tcPr>
+          </w:tcPr>
+          <w:p>
+            <w:pPr>
+              <w:pBdr>
+                <w:between w:val="nil"/>
+                <w:top w:val="nil"/>
+                <w:left w:val="nil"/>
+                <w:bottom w:val="nil"/>
+                <w:right w:val="nil"/>
+              </w:pBdr>
+              <w:shd w:val="clear" w:color="auto" w:fill="auto"/>
+              <w:spacing w:after="120" w:before="120" w:lineRule="auto"/>
+              <w:rPr>
+                <w:rFonts w:ascii="함초롬돋움" w:eastAsia="함초롬돋움" w:hAnsi="함초롬돋움" w:hint="default"/>
+              </w:rPr>
+            </w:pPr>
+            <w:r>
+              <w:rPr>
+                <w:lang w:eastAsia="ko-KR"/>
+                <w:rFonts w:ascii="함초롬돋움" w:eastAsia="함초롬돋움" w:hAnsi="함초롬돋움" w:cs="Arial Unicode MS"/>
+                <w:rtl w:val="off"/>
+              </w:rPr>
+              <w:t>2</w:t>
+            </w:r>
+            <w:r>
+              <w:rPr>
+                <w:rFonts w:ascii="함초롬돋움" w:eastAsia="함초롬돋움" w:hAnsi="함초롬돋움" w:cs="Arial Unicode MS"/>
+                <w:rtl w:val="off"/>
+              </w:rPr>
+              <w:t>. 분석하고자 하는 검색 단위를 선택한다.</w:t>
+            </w:r>
+          </w:p>
+        </w:tc>
+        <w:tc>
+          <w:tcPr>
+            <w:tcW w:w="0" w:type="dxa"/>
             <w:shd w:val="clear" w:color="auto" w:fill="auto"/>
-            <w:tcMar>
-              <w:top w:w="120" w:type="dxa"/>
-              <w:left w:w="120" w:type="dxa"/>
-              <w:bottom w:w="120" w:type="dxa"/>
-              <w:right w:w="120" w:type="dxa"/>
-            </w:tcMar>
-            <w:vAlign w:val="top"/>
-          </w:tcPr>
-          <w:p>
-            <w:pPr>
-              <w:pBdr>
-                <w:between w:val="nil"/>
-                <w:top w:val="nil"/>
-                <w:left w:val="nil"/>
-                <w:bottom w:val="nil"/>
-                <w:right w:val="nil"/>
-              </w:pBdr>
-              <w:shd w:val="clear" w:color="auto" w:fill="auto"/>
-              <w:spacing w:after="120" w:before="120" w:lineRule="auto"/>
-              <w:rPr>
-                <w:rFonts w:ascii="함초롬돋움" w:eastAsia="함초롬돋움" w:hAnsi="함초롬돋움" w:hint="default"/>
-              </w:rPr>
-            </w:pPr>
-            <w:r>
-              <w:rPr>
-                <w:rFonts w:ascii="함초롬돋움" w:eastAsia="함초롬돋움" w:hAnsi="함초롬돋움" w:cs="Arial Unicode MS"/>
-                <w:rtl w:val="off"/>
-              </w:rPr>
-              <w:t>2. 통계 검색 단위(1주일, 1개월, 1년)를 선택할 수 있는 화면을 표시한다.</w:t>
-            </w:r>
+          </w:tcPr>
+          <w:p>
+            <w:pPr>
+              <w:pBdr>
+                <w:between w:val="nil"/>
+                <w:top w:val="nil"/>
+                <w:left w:val="nil"/>
+                <w:bottom w:val="nil"/>
+                <w:right w:val="nil"/>
+              </w:pBdr>
+              <w:shd w:val="clear" w:color="auto" w:fill="auto"/>
+              <w:spacing w:after="120" w:before="120" w:lineRule="auto"/>
+              <w:rPr>
+                <w:rFonts w:ascii="함초롬돋움" w:eastAsia="함초롬돋움" w:hAnsi="함초롬돋움" w:hint="default"/>
+              </w:rPr>
+            </w:pPr>
           </w:p>
         </w:tc>
       </w:tr>
       <w:tr>
+        <w:trPr/>
         <w:tc>
           <w:tcPr>
             <w:tcW w:w="0" w:type="dxa"/>
@@ -351,13 +354,6 @@
                 <w:rFonts w:ascii="함초롬돋움" w:eastAsia="함초롬돋움" w:hAnsi="함초롬돋움" w:hint="default"/>
               </w:rPr>
             </w:pPr>
-            <w:r>
-              <w:rPr>
-                <w:rFonts w:ascii="함초롬돋움" w:eastAsia="함초롬돋움" w:hAnsi="함초롬돋움" w:cs="Arial Unicode MS"/>
-                <w:rtl w:val="off"/>
-              </w:rPr>
-              <w:t>3. 분석하고자 하는 검색 단위를 선택한다.</w:t>
-            </w:r>
           </w:p>
         </w:tc>
         <w:tc>
@@ -380,58 +376,20 @@
                 <w:rFonts w:ascii="함초롬돋움" w:eastAsia="함초롬돋움" w:hAnsi="함초롬돋움" w:hint="default"/>
               </w:rPr>
             </w:pPr>
-          </w:p>
-        </w:tc>
-      </w:tr>
-      <w:tr>
-        <w:tc>
-          <w:tcPr>
-            <w:tcW w:w="0" w:type="dxa"/>
-            <w:shd w:val="clear" w:color="auto" w:fill="auto"/>
-          </w:tcPr>
-          <w:p>
-            <w:pPr>
-              <w:pBdr>
-                <w:between w:val="nil"/>
-                <w:top w:val="nil"/>
-                <w:left w:val="nil"/>
-                <w:bottom w:val="nil"/>
-                <w:right w:val="nil"/>
-              </w:pBdr>
-              <w:shd w:val="clear" w:color="auto" w:fill="auto"/>
-              <w:spacing w:after="120" w:before="120" w:lineRule="auto"/>
-              <w:rPr>
-                <w:rFonts w:ascii="함초롬돋움" w:eastAsia="함초롬돋움" w:hAnsi="함초롬돋움" w:hint="default"/>
-              </w:rPr>
-            </w:pPr>
-          </w:p>
-        </w:tc>
-        <w:tc>
-          <w:tcPr>
-            <w:tcW w:w="0" w:type="dxa"/>
-            <w:shd w:val="clear" w:color="auto" w:fill="auto"/>
-          </w:tcPr>
-          <w:p>
-            <w:pPr>
-              <w:pBdr>
-                <w:between w:val="nil"/>
-                <w:top w:val="nil"/>
-                <w:left w:val="nil"/>
-                <w:bottom w:val="nil"/>
-                <w:right w:val="nil"/>
-              </w:pBdr>
-              <w:shd w:val="clear" w:color="auto" w:fill="auto"/>
-              <w:spacing w:after="120" w:before="120" w:lineRule="auto"/>
-              <w:rPr>
-                <w:rFonts w:ascii="함초롬돋움" w:eastAsia="함초롬돋움" w:hAnsi="함초롬돋움" w:hint="default"/>
-              </w:rPr>
-            </w:pPr>
-            <w:r>
-              <w:rPr>
+            <w:r>
+              <w:rPr>
+                <w:lang w:eastAsia="ko-KR"/>
                 <w:rFonts w:ascii="함초롬돋움" w:eastAsia="함초롬돋움" w:hAnsi="함초롬돋움" w:cs="Arial Unicode MS"/>
                 <w:rtl w:val="off"/>
               </w:rPr>
-              <w:t>4. 선택된 기간 동안의 전체 설문 수, 종료된 설문 수, 총 응답 수를 집계하여 화면에 출력한다.</w:t>
+              <w:t>3</w:t>
+            </w:r>
+            <w:r>
+              <w:rPr>
+                <w:rFonts w:ascii="함초롬돋움" w:eastAsia="함초롬돋움" w:hAnsi="함초롬돋움" w:cs="Arial Unicode MS"/>
+                <w:rtl w:val="off"/>
+              </w:rPr>
+              <w:t>. 선택된 기간 동안의 전체 설문 수, 종료된 설문 수, 총 응답 수를 화면에 출력한다.</w:t>
             </w:r>
           </w:p>
         </w:tc>
@@ -439,7 +397,6 @@
     </w:tbl>
     <w:p>
       <w:pPr>
-        <w:pStyle w:val="Heading3"/>
         <w:pBdr>
           <w:between w:val="nil"/>
           <w:top w:val="nil"/>
@@ -448,21 +405,13 @@
           <w:right w:val="nil"/>
         </w:pBdr>
         <w:shd w:val="clear" w:color="auto" w:fill="auto"/>
-        <w:rPr>
-          <w:rFonts w:ascii="함초롬돋움" w:eastAsia="함초롬돋움" w:hAnsi="함초롬돋움" w:hint="default"/>
+        <w:spacing w:after="225" w:lineRule="auto"/>
+        <w:rPr>
+          <w:lang w:eastAsia="ko-KR"/>
+          <w:rFonts w:ascii="함초롬돋움" w:eastAsia="함초롬돋움" w:hAnsi="함초롬돋움" w:hint="eastAsia"/>
+          <w:rtl w:val="off"/>
         </w:rPr>
       </w:pPr>
-      <w:r>
-        <w:rPr>
-          <w:rFonts w:ascii="함초롬돋움" w:eastAsia="함초롬돋움" w:hAnsi="함초롬돋움" w:hint="default"/>
-          <w:b w:val="0"/>
-          <w:bCs w:val="0"/>
-          <w:sz w:val="22"/>
-          <w:szCs w:val="22"/>
-          <w:rtl w:val="off"/>
-        </w:rPr>
-        <w:t>Alternative Courses</w:t>
-      </w:r>
     </w:p>
     <w:p>
       <w:pPr>
@@ -474,26 +423,31 @@
           <w:right w:val="nil"/>
         </w:pBdr>
         <w:shd w:val="clear" w:color="auto" w:fill="auto"/>
-        <w:rPr>
-          <w:rFonts w:ascii="함초롬돋움" w:eastAsia="함초롬돋움" w:hAnsi="함초롬돋움" w:hint="default"/>
+        <w:spacing w:after="225" w:lineRule="auto"/>
+        <w:rPr>
+          <w:lang w:eastAsia="ko-KR"/>
+          <w:rFonts w:ascii="함초롬돋움" w:eastAsia="함초롬돋움" w:hAnsi="함초롬돋움" w:hint="eastAsia"/>
+          <w:rtl w:val="off"/>
         </w:rPr>
       </w:pPr>
-      <w:r>
-        <w:rPr>
-          <w:rFonts w:ascii="함초롬돋움" w:eastAsia="함초롬돋움" w:hAnsi="함초롬돋움" w:hint="default"/>
-          <w:b w:val="0"/>
-          <w:bCs w:val="0"/>
-          <w:rtl w:val="off"/>
-        </w:rPr>
-        <w:t>Step 4.</w:t>
-      </w:r>
-      <w:r>
-        <w:rPr>
-          <w:rFonts w:ascii="함초롬돋움" w:eastAsia="함초롬돋움" w:hAnsi="함초롬돋움" w:cs="Arial Unicode MS"/>
-          <w:rtl w:val="off"/>
-        </w:rPr>
-        <w:t xml:space="preserve"> 선택한 기간 내에 등록되거나 종료된 설문이 없는 경우, 시스템은 각 항목의 수치를 0으로 표시한다.</w:t>
-      </w:r>
+    </w:p>
+    <w:p>
+      <w:pPr>
+        <w:pBdr>
+          <w:between w:val="nil"/>
+          <w:top w:val="nil"/>
+          <w:left w:val="nil"/>
+          <w:bottom w:val="nil"/>
+          <w:right w:val="nil"/>
+        </w:pBdr>
+        <w:shd w:val="clear" w:color="auto" w:fill="auto"/>
+        <w:spacing w:after="225" w:lineRule="auto"/>
+        <w:rPr>
+          <w:lang w:eastAsia="ko-KR"/>
+          <w:rFonts w:ascii="함초롬돋움" w:eastAsia="함초롬돋움" w:hAnsi="함초롬돋움" w:hint="eastAsia"/>
+          <w:rtl w:val="off"/>
+        </w:rPr>
+      </w:pPr>
     </w:p>
     <w:p>
       <w:pPr>
@@ -604,36 +558,19 @@
         <w:shd w:val="clear" w:color="auto" w:fill="auto"/>
         <w:spacing w:after="240" w:lineRule="auto"/>
         <w:rPr>
-          <w:rFonts w:ascii="함초롬돋움" w:eastAsia="함초롬돋움" w:hAnsi="함초롬돋움" w:hint="default"/>
-        </w:rPr>
-      </w:pPr>
-      <w:r>
-        <w:rPr>
           <w:lang w:eastAsia="ko-KR"/>
-          <w:rFonts w:ascii="함초롬돋움" w:eastAsia="함초롬돋움" w:hAnsi="함초롬돋움" w:cs="Arial Unicode MS"/>
+          <w:rFonts w:ascii="함초롬돋움" w:eastAsia="함초롬돋움" w:hAnsi="함초롬돋움" w:cs="Arial Unicode MS" w:hint="eastAsia"/>
           <w:b/>
           <w:bCs/>
           <w:sz w:val="30"/>
           <w:szCs w:val="30"/>
           <w:rtl w:val="off"/>
         </w:rPr>
-        <w:t xml:space="preserve">2. </w:t>
-      </w:r>
-      <w:r>
-        <w:rPr>
-          <w:rFonts w:ascii="함초롬돋움" w:eastAsia="함초롬돋움" w:hAnsi="함초롬돋움" w:cs="Arial Unicode MS"/>
-          <w:b/>
-          <w:bCs/>
-          <w:sz w:val="30"/>
-          <w:szCs w:val="30"/>
-          <w:rtl w:val="off"/>
-        </w:rPr>
-        <w:t>응답한 설문조회 (Actor: 회원)</w:t>
-      </w:r>
+      </w:pPr>
     </w:p>
     <w:p>
       <w:pPr>
-        <w:pStyle w:val="Heading3"/>
+        <w:pStyle w:val="Heading2"/>
         <w:pBdr>
           <w:between w:val="nil"/>
           <w:top w:val="nil"/>
@@ -642,17 +579,33 @@
           <w:right w:val="nil"/>
         </w:pBdr>
         <w:shd w:val="clear" w:color="auto" w:fill="auto"/>
-        <w:spacing w:before="0" w:lineRule="auto"/>
+        <w:spacing w:after="240" w:lineRule="auto"/>
         <w:rPr>
           <w:rFonts w:ascii="함초롬돋움" w:eastAsia="함초롬돋움" w:hAnsi="함초롬돋움" w:hint="default"/>
         </w:rPr>
       </w:pPr>
       <w:r>
         <w:rPr>
+          <w:lang w:eastAsia="ko-KR"/>
           <w:rFonts w:ascii="함초롬돋움" w:eastAsia="함초롬돋움" w:hAnsi="함초롬돋움" w:cs="Arial Unicode MS"/>
-          <w:rtl w:val="off"/>
-        </w:rPr>
-        <w:t>응답한 설문조회</w:t>
+          <w:b/>
+          <w:bCs/>
+          <w:sz w:val="30"/>
+          <w:szCs w:val="30"/>
+          <w:rtl w:val="off"/>
+        </w:rPr>
+        <w:t xml:space="preserve">2. </w:t>
+      </w:r>
+      <w:r>
+        <w:rPr>
+          <w:rFonts w:ascii="함초롬돋움" w:eastAsia="함초롬돋움" w:hAnsi="함초롬돋움" w:cs="Arial Unicode MS"/>
+          <w:b/>
+          <w:bCs/>
+          <w:sz w:val="30"/>
+          <w:szCs w:val="30"/>
+          <w:rtl w:val="off"/>
+        </w:rPr>
+        <w:t>응답한 설문조회 (Actor: 회원)</w:t>
       </w:r>
     </w:p>
     <w:tbl>
@@ -787,74 +740,7 @@
         </w:tc>
       </w:tr>
       <w:tr>
-        <w:trPr>
-          <w:cantSplit/>
-        </w:trPr>
-        <w:tc>
-          <w:tcPr>
-            <w:shd w:val="clear" w:color="auto" w:fill="auto"/>
-            <w:tcMar>
-              <w:top w:w="120" w:type="dxa"/>
-              <w:left w:w="120" w:type="dxa"/>
-              <w:bottom w:w="120" w:type="dxa"/>
-              <w:right w:w="120" w:type="dxa"/>
-            </w:tcMar>
-            <w:vAlign w:val="top"/>
-          </w:tcPr>
-          <w:p>
-            <w:pPr>
-              <w:pBdr>
-                <w:between w:val="nil"/>
-                <w:top w:val="nil"/>
-                <w:left w:val="nil"/>
-                <w:bottom w:val="nil"/>
-                <w:right w:val="nil"/>
-              </w:pBdr>
-              <w:shd w:val="clear" w:color="auto" w:fill="auto"/>
-              <w:spacing w:after="120" w:before="120" w:lineRule="auto"/>
-              <w:rPr>
-                <w:rFonts w:ascii="함초롬돋움" w:eastAsia="함초롬돋움" w:hAnsi="함초롬돋움" w:hint="default"/>
-              </w:rPr>
-            </w:pPr>
-            <w:r>
-              <w:rPr>
-                <w:rFonts w:ascii="함초롬돋움" w:eastAsia="함초롬돋움" w:hAnsi="함초롬돋움" w:cs="Arial Unicode MS"/>
-                <w:rtl w:val="off"/>
-              </w:rPr>
-              <w:t>1. 회원이 자신이 참여한 설문 목록 조회 기능에 접근한다.</w:t>
-            </w:r>
-          </w:p>
-        </w:tc>
-        <w:tc>
-          <w:tcPr>
-            <w:shd w:val="clear" w:color="auto" w:fill="auto"/>
-            <w:tcMar>
-              <w:top w:w="120" w:type="dxa"/>
-              <w:left w:w="120" w:type="dxa"/>
-              <w:bottom w:w="120" w:type="dxa"/>
-              <w:right w:w="120" w:type="dxa"/>
-            </w:tcMar>
-            <w:vAlign w:val="top"/>
-          </w:tcPr>
-          <w:p>
-            <w:pPr>
-              <w:pBdr>
-                <w:between w:val="nil"/>
-                <w:top w:val="nil"/>
-                <w:left w:val="nil"/>
-                <w:bottom w:val="nil"/>
-                <w:right w:val="nil"/>
-              </w:pBdr>
-              <w:shd w:val="clear" w:color="auto" w:fill="auto"/>
-              <w:spacing w:after="120" w:before="120" w:lineRule="auto"/>
-              <w:rPr>
-                <w:rFonts w:ascii="함초롬돋움" w:eastAsia="함초롬돋움" w:hAnsi="함초롬돋움" w:hint="default"/>
-              </w:rPr>
-            </w:pPr>
-          </w:p>
-        </w:tc>
-      </w:tr>
-      <w:tr>
+        <w:trPr/>
         <w:tc>
           <w:tcPr>
             <w:tcW w:w="0" w:type="dxa"/>
@@ -899,10 +785,18 @@
             </w:pPr>
             <w:r>
               <w:rPr>
+                <w:lang w:eastAsia="ko-KR"/>
                 <w:rFonts w:ascii="함초롬돋움" w:eastAsia="함초롬돋움" w:hAnsi="함초롬돋움" w:cs="Arial Unicode MS"/>
                 <w:rtl w:val="off"/>
               </w:rPr>
-              <w:t>2. 해당 회원이 참여한 모든 설문의 리스트(제목, 응답 내용, 응답 일시)를 화면에 표시한다.</w:t>
+              <w:t>1</w:t>
+            </w:r>
+            <w:r>
+              <w:rPr>
+                <w:rFonts w:ascii="함초롬돋움" w:eastAsia="함초롬돋움" w:hAnsi="함초롬돋움" w:cs="Arial Unicode MS"/>
+                <w:rtl w:val="off"/>
+              </w:rPr>
+              <w:t>. 해당 회원이 참여한 모든 설문의 리스트(제목, 응답 내용, 응답 일시)를 화면에 표시한다.</w:t>
             </w:r>
           </w:p>
         </w:tc>
@@ -1131,10 +1025,18 @@
             </w:pPr>
             <w:r>
               <w:rPr>
+                <w:lang w:eastAsia="ko-KR"/>
                 <w:rFonts w:ascii="함초롬돋움" w:eastAsia="함초롬돋움" w:hAnsi="함초롬돋움" w:cs="Arial Unicode MS"/>
                 <w:rtl w:val="off"/>
               </w:rPr>
-              <w:t>1. 응답 목록 리스트에서 취소하고자 하는 설문의 취소 버튼을 누른다.</w:t>
+              <w:t>1</w:t>
+            </w:r>
+            <w:r>
+              <w:rPr>
+                <w:rFonts w:ascii="함초롬돋움" w:eastAsia="함초롬돋움" w:hAnsi="함초롬돋움" w:cs="Arial Unicode MS"/>
+                <w:rtl w:val="off"/>
+              </w:rPr>
+              <w:t>. 응답 목록 리스트에서 취소하고자 하는 설문의 취소 버튼을 누른다.</w:t>
             </w:r>
           </w:p>
         </w:tc>
@@ -1212,10 +1114,18 @@
             </w:pPr>
             <w:r>
               <w:rPr>
+                <w:lang w:eastAsia="ko-KR"/>
                 <w:rFonts w:ascii="함초롬돋움" w:eastAsia="함초롬돋움" w:hAnsi="함초롬돋움" w:cs="Arial Unicode MS"/>
                 <w:rtl w:val="off"/>
               </w:rPr>
-              <w:t>2. 데이터가 삭제되어 복구 불가능함을 알리는 취소 확인 팝업을 표시한다.</w:t>
+              <w:t>2</w:t>
+            </w:r>
+            <w:r>
+              <w:rPr>
+                <w:rFonts w:ascii="함초롬돋움" w:eastAsia="함초롬돋움" w:hAnsi="함초롬돋움" w:cs="Arial Unicode MS"/>
+                <w:rtl w:val="off"/>
+              </w:rPr>
+              <w:t>. 데이터가 삭제되어 복구 불가능함을 알리는 취소 확인 팝업을 표시한다.</w:t>
             </w:r>
           </w:p>
         </w:tc>
@@ -1246,7 +1156,22 @@
                 <w:rFonts w:ascii="함초롬돋움" w:eastAsia="함초롬돋움" w:hAnsi="함초롬돋움" w:cs="Arial Unicode MS"/>
                 <w:rtl w:val="off"/>
               </w:rPr>
-              <w:t>3. 사용자가 팝업의 확인 버튼을 누른다.</w:t>
+              <w:t xml:space="preserve">3. 사용자가 팝업의 </w:t>
+            </w:r>
+            <w:r>
+              <w:rPr>
+                <w:lang w:eastAsia="ko-KR"/>
+                <w:rFonts w:ascii="함초롬돋움" w:eastAsia="함초롬돋움" w:hAnsi="함초롬돋움" w:cs="Arial Unicode MS"/>
+                <w:rtl w:val="off"/>
+              </w:rPr>
+              <w:t>취소 확정</w:t>
+            </w:r>
+            <w:r>
+              <w:rPr>
+                <w:rFonts w:ascii="함초롬돋움" w:eastAsia="함초롬돋움" w:hAnsi="함초롬돋움" w:cs="Arial Unicode MS"/>
+                <w:rtl w:val="off"/>
+              </w:rPr>
+              <w:t xml:space="preserve"> 버튼을 누른다.</w:t>
             </w:r>
           </w:p>
         </w:tc>
@@ -1333,10 +1258,18 @@
             </w:pPr>
             <w:r>
               <w:rPr>
+                <w:lang w:eastAsia="ko-KR"/>
                 <w:rFonts w:ascii="함초롬돋움" w:eastAsia="함초롬돋움" w:hAnsi="함초롬돋움" w:cs="Arial Unicode MS"/>
                 <w:rtl w:val="off"/>
               </w:rPr>
-              <w:t>4. 해당 설문의 응답 데이터를 시스템에서 삭제하고, 팝업을 닫은 뒤 갱신된 리스트를 표시한다.</w:t>
+              <w:t>4</w:t>
+            </w:r>
+            <w:r>
+              <w:rPr>
+                <w:rFonts w:ascii="함초롬돋움" w:eastAsia="함초롬돋움" w:hAnsi="함초롬돋움" w:cs="Arial Unicode MS"/>
+                <w:rtl w:val="off"/>
+              </w:rPr>
+              <w:t>. 팝업을 닫은 뒤 갱신된 리스트를 표시한다.</w:t>
             </w:r>
           </w:p>
         </w:tc>
@@ -1396,7 +1329,26 @@
           <w:bCs w:val="0"/>
           <w:rtl w:val="off"/>
         </w:rPr>
-        <w:t>Step 1.</w:t>
+        <w:t xml:space="preserve">Step </w:t>
+      </w:r>
+      <w:r>
+        <w:rPr>
+          <w:lang w:eastAsia="ko-KR"/>
+          <w:rFonts w:ascii="함초롬돋움" w:eastAsia="함초롬돋움" w:hAnsi="함초롬돋움" w:hint="default"/>
+          <w:b w:val="0"/>
+          <w:bCs w:val="0"/>
+          <w:rtl w:val="off"/>
+        </w:rPr>
+        <w:t>1</w:t>
+      </w:r>
+      <w:r>
+        <w:rPr>
+          <w:rFonts w:ascii="함초롬돋움" w:eastAsia="함초롬돋움" w:hAnsi="함초롬돋움" w:hint="default"/>
+          <w:b w:val="0"/>
+          <w:bCs w:val="0"/>
+          <w:rtl w:val="off"/>
+        </w:rPr>
+        <w:t>.</w:t>
       </w:r>
       <w:r>
         <w:rPr>
@@ -1429,7 +1381,26 @@
           <w:bCs w:val="0"/>
           <w:rtl w:val="off"/>
         </w:rPr>
-        <w:t>Step 3.</w:t>
+        <w:t xml:space="preserve">Step </w:t>
+      </w:r>
+      <w:r>
+        <w:rPr>
+          <w:lang w:eastAsia="ko-KR"/>
+          <w:rFonts w:ascii="함초롬돋움" w:eastAsia="함초롬돋움" w:hAnsi="함초롬돋움" w:hint="default"/>
+          <w:b w:val="0"/>
+          <w:bCs w:val="0"/>
+          <w:rtl w:val="off"/>
+        </w:rPr>
+        <w:t>3</w:t>
+      </w:r>
+      <w:r>
+        <w:rPr>
+          <w:rFonts w:ascii="함초롬돋움" w:eastAsia="함초롬돋움" w:hAnsi="함초롬돋움" w:hint="default"/>
+          <w:b w:val="0"/>
+          <w:bCs w:val="0"/>
+          <w:rtl w:val="off"/>
+        </w:rPr>
+        <w:t>.</w:t>
       </w:r>
       <w:r>
         <w:rPr>
@@ -1440,26 +1411,6 @@
         </w:rPr>
         <w:t xml:space="preserve"> 사용자가 팝업의 취소 버튼을 누르면, 시스템은 팝업을 닫고 이전 목록 화면을 그대로 유지한다.</w:t>
       </w:r>
-    </w:p>
-    <w:p>
-      <w:pPr>
-        <w:pStyle w:val="Heading2"/>
-        <w:pBdr>
-          <w:between w:val="nil"/>
-          <w:top w:val="nil"/>
-          <w:left w:val="nil"/>
-          <w:bottom w:val="nil"/>
-          <w:right w:val="nil"/>
-        </w:pBdr>
-        <w:shd w:val="clear" w:color="auto" w:fill="auto"/>
-        <w:rPr>
-          <w:lang w:eastAsia="ko-KR"/>
-          <w:rFonts w:ascii="함초롬돋움" w:eastAsia="함초롬돋움" w:hAnsi="함초롬돋움" w:cs="Arial Unicode MS" w:hint="eastAsia"/>
-          <w:sz w:val="30"/>
-          <w:szCs w:val="30"/>
-          <w:rtl w:val="off"/>
-        </w:rPr>
-      </w:pPr>
     </w:p>
     <w:p>
       <w:pPr>
@@ -1628,6 +1579,130 @@
         </w:tc>
       </w:tr>
       <w:tr>
+        <w:trPr/>
+        <w:tc>
+          <w:tcPr>
+            <w:tcW w:w="0" w:type="dxa"/>
+            <w:shd w:val="clear" w:color="auto" w:fill="auto"/>
+          </w:tcPr>
+          <w:p>
+            <w:pPr>
+              <w:pBdr>
+                <w:between w:val="nil"/>
+                <w:top w:val="nil"/>
+                <w:left w:val="nil"/>
+                <w:bottom w:val="nil"/>
+                <w:right w:val="nil"/>
+              </w:pBdr>
+              <w:shd w:val="clear" w:color="auto" w:fill="auto"/>
+              <w:spacing w:after="120" w:before="120" w:lineRule="auto"/>
+              <w:rPr>
+                <w:rFonts w:ascii="함초롬돋움" w:eastAsia="함초롬돋움" w:hAnsi="함초롬돋움" w:hint="default"/>
+              </w:rPr>
+            </w:pPr>
+          </w:p>
+        </w:tc>
+        <w:tc>
+          <w:tcPr>
+            <w:tcW w:w="0" w:type="dxa"/>
+            <w:shd w:val="clear" w:color="auto" w:fill="auto"/>
+          </w:tcPr>
+          <w:p>
+            <w:pPr>
+              <w:pBdr>
+                <w:between w:val="nil"/>
+                <w:top w:val="nil"/>
+                <w:left w:val="nil"/>
+                <w:bottom w:val="nil"/>
+                <w:right w:val="nil"/>
+              </w:pBdr>
+              <w:shd w:val="clear" w:color="auto" w:fill="auto"/>
+              <w:spacing w:after="120" w:before="120" w:lineRule="auto"/>
+              <w:rPr>
+                <w:rFonts w:ascii="함초롬돋움" w:eastAsia="함초롬돋움" w:hAnsi="함초롬돋움" w:hint="default"/>
+              </w:rPr>
+            </w:pPr>
+            <w:r>
+              <w:rPr>
+                <w:lang w:eastAsia="ko-KR"/>
+                <w:rFonts w:ascii="함초롬돋움" w:eastAsia="함초롬돋움" w:hAnsi="함초롬돋움" w:cs="Arial Unicode MS"/>
+                <w:rtl w:val="off"/>
+              </w:rPr>
+              <w:t>1</w:t>
+            </w:r>
+            <w:r>
+              <w:rPr>
+                <w:rFonts w:ascii="함초롬돋움" w:eastAsia="함초롬돋움" w:hAnsi="함초롬돋움" w:cs="Arial Unicode MS"/>
+                <w:rtl w:val="off"/>
+              </w:rPr>
+              <w:t>. 기존에 제출했던 응답 내용과 가장 최근에 수정한 날짜가 포함된 수정 화면을 표시한다.</w:t>
+            </w:r>
+          </w:p>
+        </w:tc>
+      </w:tr>
+      <w:tr>
+        <w:trPr/>
+        <w:tc>
+          <w:tcPr>
+            <w:tcW w:w="0" w:type="dxa"/>
+            <w:shd w:val="clear" w:color="auto" w:fill="auto"/>
+          </w:tcPr>
+          <w:p>
+            <w:pPr>
+              <w:pBdr>
+                <w:between w:val="nil"/>
+                <w:top w:val="nil"/>
+                <w:left w:val="nil"/>
+                <w:bottom w:val="nil"/>
+                <w:right w:val="nil"/>
+              </w:pBdr>
+              <w:shd w:val="clear" w:color="auto" w:fill="auto"/>
+              <w:spacing w:after="120" w:before="120" w:lineRule="auto"/>
+              <w:rPr>
+                <w:rFonts w:ascii="함초롬돋움" w:eastAsia="함초롬돋움" w:hAnsi="함초롬돋움" w:hint="default"/>
+              </w:rPr>
+            </w:pPr>
+            <w:r>
+              <w:rPr>
+                <w:lang w:eastAsia="ko-KR"/>
+                <w:rFonts w:ascii="함초롬돋움" w:eastAsia="함초롬돋움" w:hAnsi="함초롬돋움" w:cs="Arial Unicode MS"/>
+                <w:rtl w:val="off"/>
+              </w:rPr>
+              <w:t>2</w:t>
+            </w:r>
+            <w:r>
+              <w:rPr>
+                <w:rFonts w:ascii="함초롬돋움" w:eastAsia="함초롬돋움" w:hAnsi="함초롬돋움" w:cs="Arial Unicode MS"/>
+                <w:rtl w:val="off"/>
+              </w:rPr>
+              <w:t>. 내용을 수정한 후 수정 완료 버튼을 누른다.</w:t>
+            </w:r>
+          </w:p>
+        </w:tc>
+        <w:tc>
+          <w:tcPr>
+            <w:tcW w:w="0" w:type="dxa"/>
+            <w:shd w:val="clear" w:color="auto" w:fill="auto"/>
+          </w:tcPr>
+          <w:p>
+            <w:pPr>
+              <w:pBdr>
+                <w:between w:val="nil"/>
+                <w:top w:val="nil"/>
+                <w:left w:val="nil"/>
+                <w:bottom w:val="nil"/>
+                <w:right w:val="nil"/>
+              </w:pBdr>
+              <w:shd w:val="clear" w:color="auto" w:fill="auto"/>
+              <w:spacing w:after="120" w:before="120" w:lineRule="auto"/>
+              <w:rPr>
+                <w:rFonts w:ascii="함초롬돋움" w:eastAsia="함초롬돋움" w:hAnsi="함초롬돋움" w:hint="default"/>
+              </w:rPr>
+            </w:pPr>
+          </w:p>
+        </w:tc>
+      </w:tr>
+      <w:tr>
         <w:trPr>
           <w:cantSplit/>
         </w:trPr>
@@ -1657,13 +1732,6 @@
                 <w:rFonts w:ascii="함초롬돋움" w:eastAsia="함초롬돋움" w:hAnsi="함초롬돋움" w:hint="default"/>
               </w:rPr>
             </w:pPr>
-            <w:r>
-              <w:rPr>
-                <w:rFonts w:ascii="함초롬돋움" w:eastAsia="함초롬돋움" w:hAnsi="함초롬돋움" w:cs="Arial Unicode MS"/>
-                <w:rtl w:val="off"/>
-              </w:rPr>
-              <w:t>1. 응답 목록 리스트에서 수정하고자 하는 설문의 수정 버튼을 누른다.</w:t>
-            </w:r>
           </w:p>
         </w:tc>
         <w:tc>
@@ -1692,179 +1760,20 @@
                 <w:rFonts w:ascii="함초롬돋움" w:eastAsia="함초롬돋움" w:hAnsi="함초롬돋움" w:hint="default"/>
               </w:rPr>
             </w:pPr>
-          </w:p>
-        </w:tc>
-      </w:tr>
-      <w:tr>
-        <w:tc>
-          <w:tcPr>
-            <w:tcW w:w="0" w:type="dxa"/>
-            <w:shd w:val="clear" w:color="auto" w:fill="auto"/>
-          </w:tcPr>
-          <w:p>
-            <w:pPr>
-              <w:pBdr>
-                <w:between w:val="nil"/>
-                <w:top w:val="nil"/>
-                <w:left w:val="nil"/>
-                <w:bottom w:val="nil"/>
-                <w:right w:val="nil"/>
-              </w:pBdr>
-              <w:shd w:val="clear" w:color="auto" w:fill="auto"/>
-              <w:spacing w:after="120" w:before="120" w:lineRule="auto"/>
-              <w:rPr>
-                <w:rFonts w:ascii="함초롬돋움" w:eastAsia="함초롬돋움" w:hAnsi="함초롬돋움" w:hint="default"/>
-              </w:rPr>
-            </w:pPr>
-          </w:p>
-        </w:tc>
-        <w:tc>
-          <w:tcPr>
-            <w:tcW w:w="0" w:type="dxa"/>
-            <w:shd w:val="clear" w:color="auto" w:fill="auto"/>
-          </w:tcPr>
-          <w:p>
-            <w:pPr>
-              <w:pBdr>
-                <w:between w:val="nil"/>
-                <w:top w:val="nil"/>
-                <w:left w:val="nil"/>
-                <w:bottom w:val="nil"/>
-                <w:right w:val="nil"/>
-              </w:pBdr>
-              <w:shd w:val="clear" w:color="auto" w:fill="auto"/>
-              <w:spacing w:after="120" w:before="120" w:lineRule="auto"/>
-              <w:rPr>
-                <w:rFonts w:ascii="함초롬돋움" w:eastAsia="함초롬돋움" w:hAnsi="함초롬돋움" w:hint="default"/>
-              </w:rPr>
-            </w:pPr>
-            <w:r>
-              <w:rPr>
+            <w:r>
+              <w:rPr>
+                <w:lang w:eastAsia="ko-KR"/>
                 <w:rFonts w:ascii="함초롬돋움" w:eastAsia="함초롬돋움" w:hAnsi="함초롬돋움" w:cs="Arial Unicode MS"/>
                 <w:rtl w:val="off"/>
               </w:rPr>
-              <w:t>2. 기존에 제출했던 응답 내용과 가장 최근에 수정한 날짜가 포함된 수정 화면을 표시한다.</w:t>
-            </w:r>
-          </w:p>
-        </w:tc>
-      </w:tr>
-      <w:tr>
-        <w:tc>
-          <w:tcPr>
-            <w:tcW w:w="0" w:type="dxa"/>
-            <w:shd w:val="clear" w:color="auto" w:fill="auto"/>
-          </w:tcPr>
-          <w:p>
-            <w:pPr>
-              <w:pBdr>
-                <w:between w:val="nil"/>
-                <w:top w:val="nil"/>
-                <w:left w:val="nil"/>
-                <w:bottom w:val="nil"/>
-                <w:right w:val="nil"/>
-              </w:pBdr>
-              <w:shd w:val="clear" w:color="auto" w:fill="auto"/>
-              <w:spacing w:after="120" w:before="120" w:lineRule="auto"/>
-              <w:rPr>
-                <w:rFonts w:ascii="함초롬돋움" w:eastAsia="함초롬돋움" w:hAnsi="함초롬돋움" w:hint="default"/>
-              </w:rPr>
-            </w:pPr>
+              <w:t>3</w:t>
+            </w:r>
             <w:r>
               <w:rPr>
                 <w:rFonts w:ascii="함초롬돋움" w:eastAsia="함초롬돋움" w:hAnsi="함초롬돋움" w:cs="Arial Unicode MS"/>
                 <w:rtl w:val="off"/>
               </w:rPr>
-              <w:t>3. 내용을 수정한 후 수정 완료 버튼을 누른다.</w:t>
-            </w:r>
-          </w:p>
-        </w:tc>
-        <w:tc>
-          <w:tcPr>
-            <w:tcW w:w="0" w:type="dxa"/>
-            <w:shd w:val="clear" w:color="auto" w:fill="auto"/>
-          </w:tcPr>
-          <w:p>
-            <w:pPr>
-              <w:pBdr>
-                <w:between w:val="nil"/>
-                <w:top w:val="nil"/>
-                <w:left w:val="nil"/>
-                <w:bottom w:val="nil"/>
-                <w:right w:val="nil"/>
-              </w:pBdr>
-              <w:shd w:val="clear" w:color="auto" w:fill="auto"/>
-              <w:spacing w:after="120" w:before="120" w:lineRule="auto"/>
-              <w:rPr>
-                <w:rFonts w:ascii="함초롬돋움" w:eastAsia="함초롬돋움" w:hAnsi="함초롬돋움" w:hint="default"/>
-              </w:rPr>
-            </w:pPr>
-          </w:p>
-        </w:tc>
-      </w:tr>
-      <w:tr>
-        <w:trPr>
-          <w:cantSplit/>
-        </w:trPr>
-        <w:tc>
-          <w:tcPr>
-            <w:shd w:val="clear" w:color="auto" w:fill="auto"/>
-            <w:tcMar>
-              <w:top w:w="120" w:type="dxa"/>
-              <w:left w:w="120" w:type="dxa"/>
-              <w:bottom w:w="120" w:type="dxa"/>
-              <w:right w:w="120" w:type="dxa"/>
-            </w:tcMar>
-            <w:vAlign w:val="top"/>
-          </w:tcPr>
-          <w:p>
-            <w:pPr>
-              <w:pBdr>
-                <w:between w:val="nil"/>
-                <w:top w:val="nil"/>
-                <w:left w:val="nil"/>
-                <w:bottom w:val="nil"/>
-                <w:right w:val="nil"/>
-              </w:pBdr>
-              <w:shd w:val="clear" w:color="auto" w:fill="auto"/>
-              <w:spacing w:after="120" w:before="120" w:lineRule="auto"/>
-              <w:rPr>
-                <w:rFonts w:ascii="함초롬돋움" w:eastAsia="함초롬돋움" w:hAnsi="함초롬돋움" w:hint="default"/>
-              </w:rPr>
-            </w:pPr>
-          </w:p>
-        </w:tc>
-        <w:tc>
-          <w:tcPr>
-            <w:shd w:val="clear" w:color="auto" w:fill="auto"/>
-            <w:tcMar>
-              <w:top w:w="120" w:type="dxa"/>
-              <w:left w:w="120" w:type="dxa"/>
-              <w:bottom w:w="120" w:type="dxa"/>
-              <w:right w:w="120" w:type="dxa"/>
-            </w:tcMar>
-            <w:vAlign w:val="top"/>
-          </w:tcPr>
-          <w:p>
-            <w:pPr>
-              <w:pBdr>
-                <w:between w:val="nil"/>
-                <w:top w:val="nil"/>
-                <w:left w:val="nil"/>
-                <w:bottom w:val="nil"/>
-                <w:right w:val="nil"/>
-              </w:pBdr>
-              <w:shd w:val="clear" w:color="auto" w:fill="auto"/>
-              <w:spacing w:after="120" w:before="120" w:lineRule="auto"/>
-              <w:rPr>
-                <w:rFonts w:ascii="함초롬돋움" w:eastAsia="함초롬돋움" w:hAnsi="함초롬돋움" w:hint="default"/>
-              </w:rPr>
-            </w:pPr>
-            <w:r>
-              <w:rPr>
-                <w:rFonts w:ascii="함초롬돋움" w:eastAsia="함초롬돋움" w:hAnsi="함초롬돋움" w:cs="Arial Unicode MS"/>
-                <w:rtl w:val="off"/>
-              </w:rPr>
-              <w:t>4. 변경된 응답 정보를 저장하고, '수정 완료' 메시지와 함께 응답 목록 화면으로 복귀시킨다.</w:t>
+              <w:t>. '수정 완료' 메시지와 함께 응답 목록 화면으로 복귀시킨다.</w:t>
             </w:r>
           </w:p>
         </w:tc>
@@ -2028,22 +1937,22 @@
     <w:lsdException w:name="index 7" w:semiHidden="1" w:unhideWhenUsed="1"/>
     <w:lsdException w:name="index 8" w:semiHidden="1" w:unhideWhenUsed="1"/>
     <w:lsdException w:name="index 9" w:semiHidden="1" w:unhideWhenUsed="1"/>
-    <w:lsdException w:name="toc 1" w:semiHidden="1" w:uiPriority="87" w:unhideWhenUsed="1"/>
-    <w:lsdException w:name="toc 2" w:semiHidden="1" w:uiPriority="87" w:unhideWhenUsed="1"/>
-    <w:lsdException w:name="toc 3" w:semiHidden="1" w:uiPriority="87" w:unhideWhenUsed="1"/>
-    <w:lsdException w:name="toc 4" w:semiHidden="1" w:uiPriority="87" w:unhideWhenUsed="1"/>
-    <w:lsdException w:name="toc 5" w:semiHidden="1" w:uiPriority="87" w:unhideWhenUsed="1"/>
-    <w:lsdException w:name="toc 6" w:semiHidden="1" w:uiPriority="87" w:unhideWhenUsed="1"/>
-    <w:lsdException w:name="toc 7" w:semiHidden="1" w:uiPriority="87" w:unhideWhenUsed="1"/>
-    <w:lsdException w:name="toc 8" w:semiHidden="1" w:uiPriority="87" w:unhideWhenUsed="1"/>
-    <w:lsdException w:name="toc 9" w:semiHidden="1" w:uiPriority="87" w:unhideWhenUsed="1"/>
+    <w:lsdException w:name="toc 1" w:semiHidden="1" w:uiPriority="309" w:unhideWhenUsed="1"/>
+    <w:lsdException w:name="toc 2" w:semiHidden="1" w:uiPriority="309" w:unhideWhenUsed="1"/>
+    <w:lsdException w:name="toc 3" w:semiHidden="1" w:uiPriority="309" w:unhideWhenUsed="1"/>
+    <w:lsdException w:name="toc 4" w:semiHidden="1" w:uiPriority="309" w:unhideWhenUsed="1"/>
+    <w:lsdException w:name="toc 5" w:semiHidden="1" w:uiPriority="309" w:unhideWhenUsed="1"/>
+    <w:lsdException w:name="toc 6" w:semiHidden="1" w:uiPriority="309" w:unhideWhenUsed="1"/>
+    <w:lsdException w:name="toc 7" w:semiHidden="1" w:uiPriority="309" w:unhideWhenUsed="1"/>
+    <w:lsdException w:name="toc 8" w:semiHidden="1" w:uiPriority="309" w:unhideWhenUsed="1"/>
+    <w:lsdException w:name="toc 9" w:semiHidden="1" w:uiPriority="309" w:unhideWhenUsed="1"/>
     <w:lsdException w:name="Normal Indent" w:semiHidden="1" w:unhideWhenUsed="1"/>
     <w:lsdException w:name="footnote text" w:semiHidden="1" w:unhideWhenUsed="1"/>
     <w:lsdException w:name="annotation text" w:semiHidden="1" w:unhideWhenUsed="1"/>
     <w:lsdException w:name="header" w:semiHidden="1" w:unhideWhenUsed="1"/>
     <w:lsdException w:name="footer" w:semiHidden="1" w:unhideWhenUsed="1"/>
     <w:lsdException w:name="index heading" w:semiHidden="1" w:unhideWhenUsed="1"/>
-    <w:lsdException w:name="caption" w:semiHidden="1" w:uiPriority="83" w:unhideWhenUsed="1" w:qFormat="1"/>
+    <w:lsdException w:name="caption" w:semiHidden="1" w:uiPriority="305" w:unhideWhenUsed="1" w:qFormat="1"/>
     <w:lsdException w:name="table of figures" w:semiHidden="1" w:unhideWhenUsed="1"/>
     <w:lsdException w:name="envelope address" w:semiHidden="1" w:unhideWhenUsed="1"/>
     <w:lsdException w:name="envelope return" w:semiHidden="1" w:unhideWhenUsed="1"/>
@@ -2071,7 +1980,7 @@
     <w:lsdException w:name="List Number 3" w:semiHidden="1" w:unhideWhenUsed="1"/>
     <w:lsdException w:name="List Number 4" w:semiHidden="1" w:unhideWhenUsed="1"/>
     <w:lsdException w:name="List Number 5" w:semiHidden="1" w:unhideWhenUsed="1"/>
-    <w:lsdException w:name="Title" w:uiPriority="22" w:qFormat="1"/>
+    <w:lsdException w:name="Title" w:uiPriority="52" w:qFormat="1"/>
     <w:lsdException w:name="Closing" w:semiHidden="1" w:unhideWhenUsed="1"/>
     <w:lsdException w:name="Signature" w:semiHidden="1" w:unhideWhenUsed="1"/>
     <w:lsdException w:name="Default Paragraph Font" w:semiHidden="1" w:uiPriority="1" w:unhideWhenUsed="1"/>
@@ -2083,7 +1992,7 @@
     <w:lsdException w:name="List Continue 4" w:semiHidden="1" w:unhideWhenUsed="1"/>
     <w:lsdException w:name="List Continue 5" w:semiHidden="1" w:unhideWhenUsed="1"/>
     <w:lsdException w:name="Message Header" w:semiHidden="1" w:unhideWhenUsed="1"/>
-    <w:lsdException w:name="Subtitle" w:uiPriority="23" w:qFormat="1"/>
+    <w:lsdException w:name="Subtitle" w:uiPriority="53" w:qFormat="1"/>
     <w:lsdException w:name="Salutation" w:semiHidden="1" w:unhideWhenUsed="1"/>
     <w:lsdException w:name="Date" w:semiHidden="1" w:unhideWhenUsed="1"/>
     <w:lsdException w:name="Body Text First Indent" w:semiHidden="1" w:unhideWhenUsed="1"/>
@@ -2096,8 +2005,8 @@
     <w:lsdException w:name="Block Text" w:semiHidden="1" w:unhideWhenUsed="1"/>
     <w:lsdException w:name="Hyperlink" w:semiHidden="1" w:unhideWhenUsed="1"/>
     <w:lsdException w:name="FollowedHyperlink" w:semiHidden="1" w:unhideWhenUsed="1"/>
-    <w:lsdException w:name="Strong" w:uiPriority="52" w:qFormat="1"/>
-    <w:lsdException w:name="Emphasis" w:uiPriority="50" w:qFormat="1"/>
+    <w:lsdException w:name="Strong" w:uiPriority="130" w:qFormat="1"/>
+    <w:lsdException w:name="Emphasis" w:uiPriority="128" w:qFormat="1"/>
     <w:lsdException w:name="Document Map" w:semiHidden="1" w:unhideWhenUsed="1"/>
     <w:lsdException w:name="Plain Text" w:semiHidden="1" w:unhideWhenUsed="1"/>
     <w:lsdException w:name="E-mail Signature" w:semiHidden="1" w:unhideWhenUsed="1"/>
@@ -2163,223 +2072,223 @@
     <w:lsdException w:name="Table Web 2" w:semiHidden="1" w:unhideWhenUsed="1"/>
     <w:lsdException w:name="Table Web 3" w:semiHidden="1" w:unhideWhenUsed="1"/>
     <w:lsdException w:name="Balloon Text" w:semiHidden="1" w:unhideWhenUsed="1"/>
-    <w:lsdException w:name="Table Grid" w:uiPriority="87"/>
+    <w:lsdException w:name="Table Grid" w:uiPriority="309"/>
     <w:lsdException w:name="Table Theme" w:semiHidden="1" w:unhideWhenUsed="1"/>
     <w:lsdException w:name="Placeholder Text" w:semiHidden="1"/>
     <w:lsdException w:name="No Spacing" w:uiPriority="1" w:qFormat="1"/>
-    <w:lsdException w:name="Light Shading" w:uiPriority="150"/>
-    <w:lsdException w:name="Light List" w:uiPriority="151"/>
-    <w:lsdException w:name="Light Grid" w:uiPriority="152"/>
-    <w:lsdException w:name="Medium Shading 1" w:uiPriority="153"/>
-    <w:lsdException w:name="Medium Shading 2" w:uiPriority="256"/>
-    <w:lsdException w:name="Medium List 1" w:uiPriority="257"/>
-    <w:lsdException w:name="Medium List 2" w:uiPriority="258"/>
-    <w:lsdException w:name="Medium Grid 1" w:uiPriority="259"/>
-    <w:lsdException w:name="Medium Grid 2" w:uiPriority="260"/>
-    <w:lsdException w:name="Medium Grid 3" w:uiPriority="261"/>
-    <w:lsdException w:name="Dark List" w:uiPriority="274"/>
-    <w:lsdException w:name="Colorful Shading" w:uiPriority="275"/>
-    <w:lsdException w:name="Colorful List" w:uiPriority="276"/>
-    <w:lsdException w:name="Colorful Grid" w:uiPriority="277"/>
-    <w:lsdException w:name="Light Shading Accent 1" w:uiPriority="150"/>
-    <w:lsdException w:name="Light List Accent 1" w:uiPriority="151"/>
-    <w:lsdException w:name="Light Grid Accent 1" w:uiPriority="152"/>
-    <w:lsdException w:name="Medium Shading 1 Accent 1" w:uiPriority="153"/>
-    <w:lsdException w:name="Medium Shading 2 Accent 1" w:uiPriority="256"/>
-    <w:lsdException w:name="Medium List 1 Accent 1" w:uiPriority="257"/>
+    <w:lsdException w:name="Light Shading" w:uiPriority="822"/>
+    <w:lsdException w:name="Light List" w:uiPriority="823"/>
+    <w:lsdException w:name="Light Grid" w:uiPriority="824"/>
+    <w:lsdException w:name="Medium Shading 1" w:uiPriority="825"/>
+    <w:lsdException w:name="Medium Shading 2" w:uiPriority="1432"/>
+    <w:lsdException w:name="Medium List 1" w:uiPriority="1433"/>
+    <w:lsdException w:name="Medium List 2" w:uiPriority="1536"/>
+    <w:lsdException w:name="Medium Grid 1" w:uiPriority="1537"/>
+    <w:lsdException w:name="Medium Grid 2" w:uiPriority="1544"/>
+    <w:lsdException w:name="Medium Grid 3" w:uiPriority="1545"/>
+    <w:lsdException w:name="Dark List" w:uiPriority="1576"/>
+    <w:lsdException w:name="Colorful Shading" w:uiPriority="1577"/>
+    <w:lsdException w:name="Colorful List" w:uiPriority="1584"/>
+    <w:lsdException w:name="Colorful Grid" w:uiPriority="1585"/>
+    <w:lsdException w:name="Light Shading Accent 1" w:uiPriority="822"/>
+    <w:lsdException w:name="Light List Accent 1" w:uiPriority="823"/>
+    <w:lsdException w:name="Light Grid Accent 1" w:uiPriority="824"/>
+    <w:lsdException w:name="Medium Shading 1 Accent 1" w:uiPriority="825"/>
+    <w:lsdException w:name="Medium Shading 2 Accent 1" w:uiPriority="1432"/>
+    <w:lsdException w:name="Medium List 1 Accent 1" w:uiPriority="1433"/>
     <w:lsdException w:name="Revision" w:semiHidden="1"/>
-    <w:lsdException w:name="List Paragraph" w:uiPriority="82" w:qFormat="1"/>
-    <w:lsdException w:name="Quote" w:uiPriority="65" w:qFormat="1"/>
-    <w:lsdException w:name="Intense Quote" w:uiPriority="72" w:qFormat="1"/>
-    <w:lsdException w:name="Medium List 2 Accent 1" w:uiPriority="258"/>
-    <w:lsdException w:name="Medium Grid 1 Accent 1" w:uiPriority="259"/>
-    <w:lsdException w:name="Medium Grid 2 Accent 1" w:uiPriority="260"/>
-    <w:lsdException w:name="Medium Grid 3 Accent 1" w:uiPriority="261"/>
-    <w:lsdException w:name="Dark List Accent 1" w:uiPriority="274"/>
-    <w:lsdException w:name="Colorful Shading Accent 1" w:uiPriority="275"/>
-    <w:lsdException w:name="Colorful List Accent 1" w:uiPriority="276"/>
-    <w:lsdException w:name="Colorful Grid Accent 1" w:uiPriority="277"/>
-    <w:lsdException w:name="Light Shading Accent 2" w:uiPriority="150"/>
-    <w:lsdException w:name="Light List Accent 2" w:uiPriority="151"/>
-    <w:lsdException w:name="Light Grid Accent 2" w:uiPriority="152"/>
-    <w:lsdException w:name="Medium Shading 1 Accent 2" w:uiPriority="153"/>
-    <w:lsdException w:name="Medium Shading 2 Accent 2" w:uiPriority="256"/>
-    <w:lsdException w:name="Medium List 1 Accent 2" w:uiPriority="257"/>
-    <w:lsdException w:name="Medium List 2 Accent 2" w:uiPriority="258"/>
-    <w:lsdException w:name="Medium Grid 1 Accent 2" w:uiPriority="259"/>
-    <w:lsdException w:name="Medium Grid 2 Accent 2" w:uiPriority="260"/>
-    <w:lsdException w:name="Medium Grid 3 Accent 2" w:uiPriority="261"/>
-    <w:lsdException w:name="Dark List Accent 2" w:uiPriority="274"/>
-    <w:lsdException w:name="Colorful Shading Accent 2" w:uiPriority="275"/>
-    <w:lsdException w:name="Colorful List Accent 2" w:uiPriority="276"/>
-    <w:lsdException w:name="Colorful Grid Accent 2" w:uiPriority="277"/>
-    <w:lsdException w:name="Light Shading Accent 3" w:uiPriority="150"/>
-    <w:lsdException w:name="Light List Accent 3" w:uiPriority="151"/>
-    <w:lsdException w:name="Light Grid Accent 3" w:uiPriority="152"/>
-    <w:lsdException w:name="Medium Shading 1 Accent 3" w:uiPriority="153"/>
-    <w:lsdException w:name="Medium Shading 2 Accent 3" w:uiPriority="256"/>
-    <w:lsdException w:name="Medium List 1 Accent 3" w:uiPriority="257"/>
-    <w:lsdException w:name="Medium List 2 Accent 3" w:uiPriority="258"/>
-    <w:lsdException w:name="Medium Grid 1 Accent 3" w:uiPriority="259"/>
-    <w:lsdException w:name="Medium Grid 2 Accent 3" w:uiPriority="260"/>
-    <w:lsdException w:name="Medium Grid 3 Accent 3" w:uiPriority="261"/>
-    <w:lsdException w:name="Dark List Accent 3" w:uiPriority="274"/>
-    <w:lsdException w:name="Colorful Shading Accent 3" w:uiPriority="275"/>
-    <w:lsdException w:name="Colorful List Accent 3" w:uiPriority="276"/>
-    <w:lsdException w:name="Colorful Grid Accent 3" w:uiPriority="277"/>
-    <w:lsdException w:name="Light Shading Accent 4" w:uiPriority="150"/>
-    <w:lsdException w:name="Light List Accent 4" w:uiPriority="151"/>
-    <w:lsdException w:name="Light Grid Accent 4" w:uiPriority="152"/>
-    <w:lsdException w:name="Medium Shading 1 Accent 4" w:uiPriority="153"/>
-    <w:lsdException w:name="Medium Shading 2 Accent 4" w:uiPriority="256"/>
-    <w:lsdException w:name="Medium List 1 Accent 4" w:uiPriority="257"/>
-    <w:lsdException w:name="Medium List 2 Accent 4" w:uiPriority="258"/>
-    <w:lsdException w:name="Medium Grid 1 Accent 4" w:uiPriority="259"/>
-    <w:lsdException w:name="Medium Grid 2 Accent 4" w:uiPriority="260"/>
-    <w:lsdException w:name="Medium Grid 3 Accent 4" w:uiPriority="261"/>
-    <w:lsdException w:name="Dark List Accent 4" w:uiPriority="274"/>
-    <w:lsdException w:name="Colorful Shading Accent 4" w:uiPriority="275"/>
-    <w:lsdException w:name="Colorful List Accent 4" w:uiPriority="276"/>
-    <w:lsdException w:name="Colorful Grid Accent 4" w:uiPriority="277"/>
-    <w:lsdException w:name="Light Shading Accent 5" w:uiPriority="150"/>
-    <w:lsdException w:name="Light List Accent 5" w:uiPriority="151"/>
-    <w:lsdException w:name="Light Grid Accent 5" w:uiPriority="152"/>
-    <w:lsdException w:name="Medium Shading 1 Accent 5" w:uiPriority="153"/>
-    <w:lsdException w:name="Medium Shading 2 Accent 5" w:uiPriority="256"/>
-    <w:lsdException w:name="Medium List 1 Accent 5" w:uiPriority="257"/>
-    <w:lsdException w:name="Medium List 2 Accent 5" w:uiPriority="258"/>
-    <w:lsdException w:name="Medium Grid 1 Accent 5" w:uiPriority="259"/>
-    <w:lsdException w:name="Medium Grid 2 Accent 5" w:uiPriority="260"/>
-    <w:lsdException w:name="Medium Grid 3 Accent 5" w:uiPriority="261"/>
-    <w:lsdException w:name="Dark List Accent 5" w:uiPriority="274"/>
-    <w:lsdException w:name="Colorful Shading Accent 5" w:uiPriority="275"/>
-    <w:lsdException w:name="Colorful List Accent 5" w:uiPriority="276"/>
-    <w:lsdException w:name="Colorful Grid Accent 5" w:uiPriority="277"/>
-    <w:lsdException w:name="Light Shading Accent 6" w:uiPriority="150"/>
-    <w:lsdException w:name="Light List Accent 6" w:uiPriority="151"/>
-    <w:lsdException w:name="Light Grid Accent 6" w:uiPriority="152"/>
-    <w:lsdException w:name="Medium Shading 1 Accent 6" w:uiPriority="153"/>
-    <w:lsdException w:name="Medium Shading 2 Accent 6" w:uiPriority="256"/>
-    <w:lsdException w:name="Medium List 1 Accent 6" w:uiPriority="257"/>
-    <w:lsdException w:name="Medium List 2 Accent 6" w:uiPriority="258"/>
-    <w:lsdException w:name="Medium Grid 1 Accent 6" w:uiPriority="259"/>
-    <w:lsdException w:name="Medium Grid 2 Accent 6" w:uiPriority="260"/>
-    <w:lsdException w:name="Medium Grid 3 Accent 6" w:uiPriority="261"/>
-    <w:lsdException w:name="Dark List Accent 6" w:uiPriority="274"/>
-    <w:lsdException w:name="Colorful Shading Accent 6" w:uiPriority="275"/>
-    <w:lsdException w:name="Colorful List Accent 6" w:uiPriority="276"/>
-    <w:lsdException w:name="Colorful Grid Accent 6" w:uiPriority="277"/>
-    <w:lsdException w:name="Subtle Emphasis" w:uiPriority="37" w:qFormat="1"/>
-    <w:lsdException w:name="Intense Emphasis" w:uiPriority="51" w:qFormat="1"/>
-    <w:lsdException w:name="Subtle Reference" w:uiPriority="73" w:qFormat="1"/>
-    <w:lsdException w:name="Intense Reference" w:uiPriority="80" w:qFormat="1"/>
-    <w:lsdException w:name="Book Title" w:uiPriority="81" w:qFormat="1"/>
-    <w:lsdException w:name="Bibliography" w:semiHidden="1" w:uiPriority="85" w:unhideWhenUsed="1"/>
-    <w:lsdException w:name="TOC Heading" w:semiHidden="1" w:uiPriority="87" w:unhideWhenUsed="1" w:qFormat="1"/>
-    <w:lsdException w:name="Plain Table 1" w:uiPriority="101"/>
-    <w:lsdException w:name="Plain Table 2" w:uiPriority="102"/>
-    <w:lsdException w:name="Plain Table 3" w:uiPriority="103"/>
-    <w:lsdException w:name="Plain Table 4" w:uiPriority="104"/>
-    <w:lsdException w:name="Plain Table 5" w:uiPriority="105"/>
-    <w:lsdException w:name="Grid Table Light" w:uiPriority="100"/>
-    <w:lsdException w:name="Grid Table 1 Light" w:uiPriority="112"/>
-    <w:lsdException w:name="Grid Table 2" w:uiPriority="113"/>
-    <w:lsdException w:name="Grid Table 3" w:uiPriority="114"/>
-    <w:lsdException w:name="Grid Table 4" w:uiPriority="115"/>
-    <w:lsdException w:name="Grid Table 5 Dark" w:uiPriority="128"/>
-    <w:lsdException w:name="Grid Table 6 Colorful" w:uiPriority="129"/>
-    <w:lsdException w:name="Grid Table 7 Colorful" w:uiPriority="130"/>
-    <w:lsdException w:name="Grid Table 1 Light Accent 1" w:uiPriority="112"/>
-    <w:lsdException w:name="Grid Table 2 Accent 1" w:uiPriority="113"/>
-    <w:lsdException w:name="Grid Table 3 Accent 1" w:uiPriority="114"/>
-    <w:lsdException w:name="Grid Table 4 Accent 1" w:uiPriority="115"/>
-    <w:lsdException w:name="Grid Table 5 Dark Accent 1" w:uiPriority="128"/>
-    <w:lsdException w:name="Grid Table 6 Colorful Accent 1" w:uiPriority="129"/>
-    <w:lsdException w:name="Grid Table 7 Colorful Accent 1" w:uiPriority="130"/>
-    <w:lsdException w:name="Grid Table 1 Light Accent 2" w:uiPriority="112"/>
-    <w:lsdException w:name="Grid Table 2 Accent 2" w:uiPriority="113"/>
-    <w:lsdException w:name="Grid Table 3 Accent 2" w:uiPriority="114"/>
-    <w:lsdException w:name="Grid Table 4 Accent 2" w:uiPriority="115"/>
-    <w:lsdException w:name="Grid Table 5 Dark Accent 2" w:uiPriority="128"/>
-    <w:lsdException w:name="Grid Table 6 Colorful Accent 2" w:uiPriority="129"/>
-    <w:lsdException w:name="Grid Table 7 Colorful Accent 2" w:uiPriority="130"/>
-    <w:lsdException w:name="Grid Table 1 Light Accent 3" w:uiPriority="112"/>
-    <w:lsdException w:name="Grid Table 2 Accent 3" w:uiPriority="113"/>
-    <w:lsdException w:name="Grid Table 3 Accent 3" w:uiPriority="114"/>
-    <w:lsdException w:name="Grid Table 4 Accent 3" w:uiPriority="115"/>
-    <w:lsdException w:name="Grid Table 5 Dark Accent 3" w:uiPriority="128"/>
-    <w:lsdException w:name="Grid Table 6 Colorful Accent 3" w:uiPriority="129"/>
-    <w:lsdException w:name="Grid Table 7 Colorful Accent 3" w:uiPriority="130"/>
-    <w:lsdException w:name="Grid Table 1 Light Accent 4" w:uiPriority="112"/>
-    <w:lsdException w:name="Grid Table 2 Accent 4" w:uiPriority="113"/>
-    <w:lsdException w:name="Grid Table 3 Accent 4" w:uiPriority="114"/>
-    <w:lsdException w:name="Grid Table 4 Accent 4" w:uiPriority="115"/>
-    <w:lsdException w:name="Grid Table 5 Dark Accent 4" w:uiPriority="128"/>
-    <w:lsdException w:name="Grid Table 6 Colorful Accent 4" w:uiPriority="129"/>
-    <w:lsdException w:name="Grid Table 7 Colorful Accent 4" w:uiPriority="130"/>
-    <w:lsdException w:name="Grid Table 1 Light Accent 5" w:uiPriority="112"/>
-    <w:lsdException w:name="Grid Table 2 Accent 5" w:uiPriority="113"/>
-    <w:lsdException w:name="Grid Table 3 Accent 5" w:uiPriority="114"/>
-    <w:lsdException w:name="Grid Table 4 Accent 5" w:uiPriority="115"/>
-    <w:lsdException w:name="Grid Table 5 Dark Accent 5" w:uiPriority="128"/>
-    <w:lsdException w:name="Grid Table 6 Colorful Accent 5" w:uiPriority="129"/>
-    <w:lsdException w:name="Grid Table 7 Colorful Accent 5" w:uiPriority="130"/>
-    <w:lsdException w:name="Grid Table 1 Light Accent 6" w:uiPriority="112"/>
-    <w:lsdException w:name="Grid Table 2 Accent 6" w:uiPriority="113"/>
-    <w:lsdException w:name="Grid Table 3 Accent 6" w:uiPriority="114"/>
-    <w:lsdException w:name="Grid Table 4 Accent 6" w:uiPriority="115"/>
-    <w:lsdException w:name="Grid Table 5 Dark Accent 6" w:uiPriority="128"/>
-    <w:lsdException w:name="Grid Table 6 Colorful Accent 6" w:uiPriority="129"/>
-    <w:lsdException w:name="Grid Table 7 Colorful Accent 6" w:uiPriority="130"/>
-    <w:lsdException w:name="List Table 1 Light" w:uiPriority="112"/>
-    <w:lsdException w:name="List Table 2" w:uiPriority="113"/>
-    <w:lsdException w:name="List Table 3" w:uiPriority="114"/>
-    <w:lsdException w:name="List Table 4" w:uiPriority="115"/>
-    <w:lsdException w:name="List Table 5 Dark" w:uiPriority="128"/>
-    <w:lsdException w:name="List Table 6 Colorful" w:uiPriority="129"/>
-    <w:lsdException w:name="List Table 7 Colorful" w:uiPriority="130"/>
-    <w:lsdException w:name="List Table 1 Light Accent 1" w:uiPriority="112"/>
-    <w:lsdException w:name="List Table 2 Accent 1" w:uiPriority="113"/>
-    <w:lsdException w:name="List Table 3 Accent 1" w:uiPriority="114"/>
-    <w:lsdException w:name="List Table 4 Accent 1" w:uiPriority="115"/>
-    <w:lsdException w:name="List Table 5 Dark Accent 1" w:uiPriority="128"/>
-    <w:lsdException w:name="List Table 6 Colorful Accent 1" w:uiPriority="129"/>
-    <w:lsdException w:name="List Table 7 Colorful Accent 1" w:uiPriority="130"/>
-    <w:lsdException w:name="List Table 1 Light Accent 2" w:uiPriority="112"/>
-    <w:lsdException w:name="List Table 2 Accent 2" w:uiPriority="113"/>
-    <w:lsdException w:name="List Table 3 Accent 2" w:uiPriority="114"/>
-    <w:lsdException w:name="List Table 4 Accent 2" w:uiPriority="115"/>
-    <w:lsdException w:name="List Table 5 Dark Accent 2" w:uiPriority="128"/>
-    <w:lsdException w:name="List Table 6 Colorful Accent 2" w:uiPriority="129"/>
-    <w:lsdException w:name="List Table 7 Colorful Accent 2" w:uiPriority="130"/>
-    <w:lsdException w:name="List Table 1 Light Accent 3" w:uiPriority="112"/>
-    <w:lsdException w:name="List Table 2 Accent 3" w:uiPriority="113"/>
-    <w:lsdException w:name="List Table 3 Accent 3" w:uiPriority="114"/>
-    <w:lsdException w:name="List Table 4 Accent 3" w:uiPriority="115"/>
-    <w:lsdException w:name="List Table 5 Dark Accent 3" w:uiPriority="128"/>
-    <w:lsdException w:name="List Table 6 Colorful Accent 3" w:uiPriority="129"/>
-    <w:lsdException w:name="List Table 7 Colorful Accent 3" w:uiPriority="130"/>
-    <w:lsdException w:name="List Table 1 Light Accent 4" w:uiPriority="112"/>
-    <w:lsdException w:name="List Table 2 Accent 4" w:uiPriority="113"/>
-    <w:lsdException w:name="List Table 3 Accent 4" w:uiPriority="114"/>
-    <w:lsdException w:name="List Table 4 Accent 4" w:uiPriority="115"/>
-    <w:lsdException w:name="List Table 5 Dark Accent 4" w:uiPriority="128"/>
-    <w:lsdException w:name="List Table 6 Colorful Accent 4" w:uiPriority="129"/>
-    <w:lsdException w:name="List Table 7 Colorful Accent 4" w:uiPriority="130"/>
-    <w:lsdException w:name="List Table 1 Light Accent 5" w:uiPriority="112"/>
-    <w:lsdException w:name="List Table 2 Accent 5" w:uiPriority="113"/>
-    <w:lsdException w:name="List Table 3 Accent 5" w:uiPriority="114"/>
-    <w:lsdException w:name="List Table 4 Accent 5" w:uiPriority="115"/>
-    <w:lsdException w:name="List Table 5 Dark Accent 5" w:uiPriority="128"/>
-    <w:lsdException w:name="List Table 6 Colorful Accent 5" w:uiPriority="129"/>
-    <w:lsdException w:name="List Table 7 Colorful Accent 5" w:uiPriority="130"/>
-    <w:lsdException w:name="List Table 1 Light Accent 6" w:uiPriority="112"/>
-    <w:lsdException w:name="List Table 2 Accent 6" w:uiPriority="113"/>
-    <w:lsdException w:name="List Table 3 Accent 6" w:uiPriority="114"/>
-    <w:lsdException w:name="List Table 4 Accent 6" w:uiPriority="115"/>
-    <w:lsdException w:name="List Table 5 Dark Accent 6" w:uiPriority="128"/>
-    <w:lsdException w:name="List Table 6 Colorful Accent 6" w:uiPriority="129"/>
-    <w:lsdException w:name="List Table 7 Colorful Accent 6" w:uiPriority="130"/>
+    <w:lsdException w:name="List Paragraph" w:uiPriority="304" w:qFormat="1"/>
+    <w:lsdException w:name="Quote" w:uiPriority="257" w:qFormat="1"/>
+    <w:lsdException w:name="Intense Quote" w:uiPriority="276" w:qFormat="1"/>
+    <w:lsdException w:name="Medium List 2 Accent 1" w:uiPriority="1536"/>
+    <w:lsdException w:name="Medium Grid 1 Accent 1" w:uiPriority="1537"/>
+    <w:lsdException w:name="Medium Grid 2 Accent 1" w:uiPriority="1544"/>
+    <w:lsdException w:name="Medium Grid 3 Accent 1" w:uiPriority="1545"/>
+    <w:lsdException w:name="Dark List Accent 1" w:uiPriority="1576"/>
+    <w:lsdException w:name="Colorful Shading Accent 1" w:uiPriority="1577"/>
+    <w:lsdException w:name="Colorful List Accent 1" w:uiPriority="1584"/>
+    <w:lsdException w:name="Colorful Grid Accent 1" w:uiPriority="1585"/>
+    <w:lsdException w:name="Light Shading Accent 2" w:uiPriority="822"/>
+    <w:lsdException w:name="Light List Accent 2" w:uiPriority="823"/>
+    <w:lsdException w:name="Light Grid Accent 2" w:uiPriority="824"/>
+    <w:lsdException w:name="Medium Shading 1 Accent 2" w:uiPriority="825"/>
+    <w:lsdException w:name="Medium Shading 2 Accent 2" w:uiPriority="1432"/>
+    <w:lsdException w:name="Medium List 1 Accent 2" w:uiPriority="1433"/>
+    <w:lsdException w:name="Medium List 2 Accent 2" w:uiPriority="1536"/>
+    <w:lsdException w:name="Medium Grid 1 Accent 2" w:uiPriority="1537"/>
+    <w:lsdException w:name="Medium Grid 2 Accent 2" w:uiPriority="1544"/>
+    <w:lsdException w:name="Medium Grid 3 Accent 2" w:uiPriority="1545"/>
+    <w:lsdException w:name="Dark List Accent 2" w:uiPriority="1576"/>
+    <w:lsdException w:name="Colorful Shading Accent 2" w:uiPriority="1577"/>
+    <w:lsdException w:name="Colorful List Accent 2" w:uiPriority="1584"/>
+    <w:lsdException w:name="Colorful Grid Accent 2" w:uiPriority="1585"/>
+    <w:lsdException w:name="Light Shading Accent 3" w:uiPriority="822"/>
+    <w:lsdException w:name="Light List Accent 3" w:uiPriority="823"/>
+    <w:lsdException w:name="Light Grid Accent 3" w:uiPriority="824"/>
+    <w:lsdException w:name="Medium Shading 1 Accent 3" w:uiPriority="825"/>
+    <w:lsdException w:name="Medium Shading 2 Accent 3" w:uiPriority="1432"/>
+    <w:lsdException w:name="Medium List 1 Accent 3" w:uiPriority="1433"/>
+    <w:lsdException w:name="Medium List 2 Accent 3" w:uiPriority="1536"/>
+    <w:lsdException w:name="Medium Grid 1 Accent 3" w:uiPriority="1537"/>
+    <w:lsdException w:name="Medium Grid 2 Accent 3" w:uiPriority="1544"/>
+    <w:lsdException w:name="Medium Grid 3 Accent 3" w:uiPriority="1545"/>
+    <w:lsdException w:name="Dark List Accent 3" w:uiPriority="1576"/>
+    <w:lsdException w:name="Colorful Shading Accent 3" w:uiPriority="1577"/>
+    <w:lsdException w:name="Colorful List Accent 3" w:uiPriority="1584"/>
+    <w:lsdException w:name="Colorful Grid Accent 3" w:uiPriority="1585"/>
+    <w:lsdException w:name="Light Shading Accent 4" w:uiPriority="822"/>
+    <w:lsdException w:name="Light List Accent 4" w:uiPriority="823"/>
+    <w:lsdException w:name="Light Grid Accent 4" w:uiPriority="824"/>
+    <w:lsdException w:name="Medium Shading 1 Accent 4" w:uiPriority="825"/>
+    <w:lsdException w:name="Medium Shading 2 Accent 4" w:uiPriority="1432"/>
+    <w:lsdException w:name="Medium List 1 Accent 4" w:uiPriority="1433"/>
+    <w:lsdException w:name="Medium List 2 Accent 4" w:uiPriority="1536"/>
+    <w:lsdException w:name="Medium Grid 1 Accent 4" w:uiPriority="1537"/>
+    <w:lsdException w:name="Medium Grid 2 Accent 4" w:uiPriority="1544"/>
+    <w:lsdException w:name="Medium Grid 3 Accent 4" w:uiPriority="1545"/>
+    <w:lsdException w:name="Dark List Accent 4" w:uiPriority="1576"/>
+    <w:lsdException w:name="Colorful Shading Accent 4" w:uiPriority="1577"/>
+    <w:lsdException w:name="Colorful List Accent 4" w:uiPriority="1584"/>
+    <w:lsdException w:name="Colorful Grid Accent 4" w:uiPriority="1585"/>
+    <w:lsdException w:name="Light Shading Accent 5" w:uiPriority="822"/>
+    <w:lsdException w:name="Light List Accent 5" w:uiPriority="823"/>
+    <w:lsdException w:name="Light Grid Accent 5" w:uiPriority="824"/>
+    <w:lsdException w:name="Medium Shading 1 Accent 5" w:uiPriority="825"/>
+    <w:lsdException w:name="Medium Shading 2 Accent 5" w:uiPriority="1432"/>
+    <w:lsdException w:name="Medium List 1 Accent 5" w:uiPriority="1433"/>
+    <w:lsdException w:name="Medium List 2 Accent 5" w:uiPriority="1536"/>
+    <w:lsdException w:name="Medium Grid 1 Accent 5" w:uiPriority="1537"/>
+    <w:lsdException w:name="Medium Grid 2 Accent 5" w:uiPriority="1544"/>
+    <w:lsdException w:name="Medium Grid 3 Accent 5" w:uiPriority="1545"/>
+    <w:lsdException w:name="Dark List Accent 5" w:uiPriority="1576"/>
+    <w:lsdException w:name="Colorful Shading Accent 5" w:uiPriority="1577"/>
+    <w:lsdException w:name="Colorful List Accent 5" w:uiPriority="1584"/>
+    <w:lsdException w:name="Colorful Grid Accent 5" w:uiPriority="1585"/>
+    <w:lsdException w:name="Light Shading Accent 6" w:uiPriority="822"/>
+    <w:lsdException w:name="Light List Accent 6" w:uiPriority="823"/>
+    <w:lsdException w:name="Light Grid Accent 6" w:uiPriority="824"/>
+    <w:lsdException w:name="Medium Shading 1 Accent 6" w:uiPriority="825"/>
+    <w:lsdException w:name="Medium Shading 2 Accent 6" w:uiPriority="1432"/>
+    <w:lsdException w:name="Medium List 1 Accent 6" w:uiPriority="1433"/>
+    <w:lsdException w:name="Medium List 2 Accent 6" w:uiPriority="1536"/>
+    <w:lsdException w:name="Medium Grid 1 Accent 6" w:uiPriority="1537"/>
+    <w:lsdException w:name="Medium Grid 2 Accent 6" w:uiPriority="1544"/>
+    <w:lsdException w:name="Medium Grid 3 Accent 6" w:uiPriority="1545"/>
+    <w:lsdException w:name="Dark List Accent 6" w:uiPriority="1576"/>
+    <w:lsdException w:name="Colorful Shading Accent 6" w:uiPriority="1577"/>
+    <w:lsdException w:name="Colorful List Accent 6" w:uiPriority="1584"/>
+    <w:lsdException w:name="Colorful Grid Accent 6" w:uiPriority="1585"/>
+    <w:lsdException w:name="Subtle Emphasis" w:uiPriority="85" w:qFormat="1"/>
+    <w:lsdException w:name="Intense Emphasis" w:uiPriority="129" w:qFormat="1"/>
+    <w:lsdException w:name="Subtle Reference" w:uiPriority="277" w:qFormat="1"/>
+    <w:lsdException w:name="Intense Reference" w:uiPriority="296" w:qFormat="1"/>
+    <w:lsdException w:name="Book Title" w:uiPriority="297" w:qFormat="1"/>
+    <w:lsdException w:name="Bibliography" w:semiHidden="1" w:uiPriority="307" w:unhideWhenUsed="1"/>
+    <w:lsdException w:name="TOC Heading" w:semiHidden="1" w:uiPriority="309" w:unhideWhenUsed="1" w:qFormat="1"/>
+    <w:lsdException w:name="Plain Table 1" w:uiPriority="599"/>
+    <w:lsdException w:name="Plain Table 2" w:uiPriority="600"/>
+    <w:lsdException w:name="Plain Table 3" w:uiPriority="601"/>
+    <w:lsdException w:name="Plain Table 4" w:uiPriority="608"/>
+    <w:lsdException w:name="Plain Table 5" w:uiPriority="609"/>
+    <w:lsdException w:name="Grid Table Light" w:uiPriority="598"/>
+    <w:lsdException w:name="Grid Table 1 Light" w:uiPriority="628"/>
+    <w:lsdException w:name="Grid Table 2" w:uiPriority="629"/>
+    <w:lsdException w:name="Grid Table 3" w:uiPriority="630"/>
+    <w:lsdException w:name="Grid Table 4" w:uiPriority="631"/>
+    <w:lsdException w:name="Grid Table 5 Dark" w:uiPriority="662"/>
+    <w:lsdException w:name="Grid Table 6 Colorful" w:uiPriority="663"/>
+    <w:lsdException w:name="Grid Table 7 Colorful" w:uiPriority="772"/>
+    <w:lsdException w:name="Grid Table 1 Light Accent 1" w:uiPriority="628"/>
+    <w:lsdException w:name="Grid Table 2 Accent 1" w:uiPriority="629"/>
+    <w:lsdException w:name="Grid Table 3 Accent 1" w:uiPriority="630"/>
+    <w:lsdException w:name="Grid Table 4 Accent 1" w:uiPriority="631"/>
+    <w:lsdException w:name="Grid Table 5 Dark Accent 1" w:uiPriority="662"/>
+    <w:lsdException w:name="Grid Table 6 Colorful Accent 1" w:uiPriority="663"/>
+    <w:lsdException w:name="Grid Table 7 Colorful Accent 1" w:uiPriority="772"/>
+    <w:lsdException w:name="Grid Table 1 Light Accent 2" w:uiPriority="628"/>
+    <w:lsdException w:name="Grid Table 2 Accent 2" w:uiPriority="629"/>
+    <w:lsdException w:name="Grid Table 3 Accent 2" w:uiPriority="630"/>
+    <w:lsdException w:name="Grid Table 4 Accent 2" w:uiPriority="631"/>
+    <w:lsdException w:name="Grid Table 5 Dark Accent 2" w:uiPriority="662"/>
+    <w:lsdException w:name="Grid Table 6 Colorful Accent 2" w:uiPriority="663"/>
+    <w:lsdException w:name="Grid Table 7 Colorful Accent 2" w:uiPriority="772"/>
+    <w:lsdException w:name="Grid Table 1 Light Accent 3" w:uiPriority="628"/>
+    <w:lsdException w:name="Grid Table 2 Accent 3" w:uiPriority="629"/>
+    <w:lsdException w:name="Grid Table 3 Accent 3" w:uiPriority="630"/>
+    <w:lsdException w:name="Grid Table 4 Accent 3" w:uiPriority="631"/>
+    <w:lsdException w:name="Grid Table 5 Dark Accent 3" w:uiPriority="662"/>
+    <w:lsdException w:name="Grid Table 6 Colorful Accent 3" w:uiPriority="663"/>
+    <w:lsdException w:name="Grid Table 7 Colorful Accent 3" w:uiPriority="772"/>
+    <w:lsdException w:name="Grid Table 1 Light Accent 4" w:uiPriority="628"/>
+    <w:lsdException w:name="Grid Table 2 Accent 4" w:uiPriority="629"/>
+    <w:lsdException w:name="Grid Table 3 Accent 4" w:uiPriority="630"/>
+    <w:lsdException w:name="Grid Table 4 Accent 4" w:uiPriority="631"/>
+    <w:lsdException w:name="Grid Table 5 Dark Accent 4" w:uiPriority="662"/>
+    <w:lsdException w:name="Grid Table 6 Colorful Accent 4" w:uiPriority="663"/>
+    <w:lsdException w:name="Grid Table 7 Colorful Accent 4" w:uiPriority="772"/>
+    <w:lsdException w:name="Grid Table 1 Light Accent 5" w:uiPriority="628"/>
+    <w:lsdException w:name="Grid Table 2 Accent 5" w:uiPriority="629"/>
+    <w:lsdException w:name="Grid Table 3 Accent 5" w:uiPriority="630"/>
+    <w:lsdException w:name="Grid Table 4 Accent 5" w:uiPriority="631"/>
+    <w:lsdException w:name="Grid Table 5 Dark Accent 5" w:uiPriority="662"/>
+    <w:lsdException w:name="Grid Table 6 Colorful Accent 5" w:uiPriority="663"/>
+    <w:lsdException w:name="Grid Table 7 Colorful Accent 5" w:uiPriority="772"/>
+    <w:lsdException w:name="Grid Table 1 Light Accent 6" w:uiPriority="628"/>
+    <w:lsdException w:name="Grid Table 2 Accent 6" w:uiPriority="629"/>
+    <w:lsdException w:name="Grid Table 3 Accent 6" w:uiPriority="630"/>
+    <w:lsdException w:name="Grid Table 4 Accent 6" w:uiPriority="631"/>
+    <w:lsdException w:name="Grid Table 5 Dark Accent 6" w:uiPriority="662"/>
+    <w:lsdException w:name="Grid Table 6 Colorful Accent 6" w:uiPriority="663"/>
+    <w:lsdException w:name="Grid Table 7 Colorful Accent 6" w:uiPriority="772"/>
+    <w:lsdException w:name="List Table 1 Light" w:uiPriority="628"/>
+    <w:lsdException w:name="List Table 2" w:uiPriority="629"/>
+    <w:lsdException w:name="List Table 3" w:uiPriority="630"/>
+    <w:lsdException w:name="List Table 4" w:uiPriority="631"/>
+    <w:lsdException w:name="List Table 5 Dark" w:uiPriority="662"/>
+    <w:lsdException w:name="List Table 6 Colorful" w:uiPriority="663"/>
+    <w:lsdException w:name="List Table 7 Colorful" w:uiPriority="772"/>
+    <w:lsdException w:name="List Table 1 Light Accent 1" w:uiPriority="628"/>
+    <w:lsdException w:name="List Table 2 Accent 1" w:uiPriority="629"/>
+    <w:lsdException w:name="List Table 3 Accent 1" w:uiPriority="630"/>
+    <w:lsdException w:name="List Table 4 Accent 1" w:uiPriority="631"/>
+    <w:lsdException w:name="List Table 5 Dark Accent 1" w:uiPriority="662"/>
+    <w:lsdException w:name="List Table 6 Colorful Accent 1" w:uiPriority="663"/>
+    <w:lsdException w:name="List Table 7 Colorful Accent 1" w:uiPriority="772"/>
+    <w:lsdException w:name="List Table 1 Light Accent 2" w:uiPriority="628"/>
+    <w:lsdException w:name="List Table 2 Accent 2" w:uiPriority="629"/>
+    <w:lsdException w:name="List Table 3 Accent 2" w:uiPriority="630"/>
+    <w:lsdException w:name="List Table 4 Accent 2" w:uiPriority="631"/>
+    <w:lsdException w:name="List Table 5 Dark Accent 2" w:uiPriority="662"/>
+    <w:lsdException w:name="List Table 6 Colorful Accent 2" w:uiPriority="663"/>
+    <w:lsdException w:name="List Table 7 Colorful Accent 2" w:uiPriority="772"/>
+    <w:lsdException w:name="List Table 1 Light Accent 3" w:uiPriority="628"/>
+    <w:lsdException w:name="List Table 2 Accent 3" w:uiPriority="629"/>
+    <w:lsdException w:name="List Table 3 Accent 3" w:uiPriority="630"/>
+    <w:lsdException w:name="List Table 4 Accent 3" w:uiPriority="631"/>
+    <w:lsdException w:name="List Table 5 Dark Accent 3" w:uiPriority="662"/>
+    <w:lsdException w:name="List Table 6 Colorful Accent 3" w:uiPriority="663"/>
+    <w:lsdException w:name="List Table 7 Colorful Accent 3" w:uiPriority="772"/>
+    <w:lsdException w:name="List Table 1 Light Accent 4" w:uiPriority="628"/>
+    <w:lsdException w:name="List Table 2 Accent 4" w:uiPriority="629"/>
+    <w:lsdException w:name="List Table 3 Accent 4" w:uiPriority="630"/>
+    <w:lsdException w:name="List Table 4 Accent 4" w:uiPriority="631"/>
+    <w:lsdException w:name="List Table 5 Dark Accent 4" w:uiPriority="662"/>
+    <w:lsdException w:name="List Table 6 Colorful Accent 4" w:uiPriority="663"/>
+    <w:lsdException w:name="List Table 7 Colorful Accent 4" w:uiPriority="772"/>
+    <w:lsdException w:name="List Table 1 Light Accent 5" w:uiPriority="628"/>
+    <w:lsdException w:name="List Table 2 Accent 5" w:uiPriority="629"/>
+    <w:lsdException w:name="List Table 3 Accent 5" w:uiPriority="630"/>
+    <w:lsdException w:name="List Table 4 Accent 5" w:uiPriority="631"/>
+    <w:lsdException w:name="List Table 5 Dark Accent 5" w:uiPriority="662"/>
+    <w:lsdException w:name="List Table 6 Colorful Accent 5" w:uiPriority="663"/>
+    <w:lsdException w:name="List Table 7 Colorful Accent 5" w:uiPriority="772"/>
+    <w:lsdException w:name="List Table 1 Light Accent 6" w:uiPriority="628"/>
+    <w:lsdException w:name="List Table 2 Accent 6" w:uiPriority="629"/>
+    <w:lsdException w:name="List Table 3 Accent 6" w:uiPriority="630"/>
+    <w:lsdException w:name="List Table 4 Accent 6" w:uiPriority="631"/>
+    <w:lsdException w:name="List Table 5 Dark Accent 6" w:uiPriority="662"/>
+    <w:lsdException w:name="List Table 6 Colorful Accent 6" w:uiPriority="663"/>
+    <w:lsdException w:name="List Table 7 Colorful Accent 6" w:uiPriority="772"/>
   </w:latentStyles>
   <w:style w:type="table" w:default="1" w:styleId="TableNormal">
     <w:name w:val="TableNormal"/>
